--- a/docs/submit/첨부1_2026_금융_AI_Challenge_기획서_해빙.docx
+++ b/docs/submit/첨부1_2026_금융_AI_Challenge_기획서_해빙.docx
@@ -683,7 +683,25 @@
                 <w:sz w:val="21"/>
                 <w:szCs w:val="21"/>
               </w:rPr>
-              <w:t xml:space="preserve">실제 문제 규모 ㅡ 5대 은행 계좌 지급정지 건수 149,176건(2025.5~2026.5), YTN·데일리안(2026.6.3 보도). 같은 기간 보이스피싱 발생 건수는 35.5% 감소했음에도 지급정지는 2배 이상 증가 ㅡ 두 지표가 반대로 움직인다는 것은 이 제도가 단순히 보이스피싱만의 문제가 아님을 보여줌</w:t>
+              <w:t xml:space="preserve">실제 문제 규모 ㅡ </w:t>
+            </w:r>
+            <w:r>
+              <w:rPr>
+                <w:rFonts w:ascii="맑은 고딕" w:cs="맑은 고딕" w:eastAsia="맑은 고딕" w:hAnsi="맑은 고딕"/>
+                <w:b/>
+                <w:bCs/>
+                <w:sz w:val="21"/>
+                <w:szCs w:val="21"/>
+              </w:rPr>
+              <w:t xml:space="preserve">5대 은행 계좌 지급정지 건수 149,176건</w:t>
+            </w:r>
+            <w:r>
+              <w:rPr>
+                <w:rFonts w:ascii="맑은 고딕" w:cs="맑은 고딕" w:eastAsia="맑은 고딕" w:hAnsi="맑은 고딕"/>
+                <w:sz w:val="21"/>
+                <w:szCs w:val="21"/>
+              </w:rPr>
+              <w:t xml:space="preserve">(2025.5~2026.5), YTN·데일리안(2026.6.3 보도). 같은 기간 보이스피싱 발생 건수는 35.5% 감소했음에도 지급정지는 2배 이상 증가 ㅡ 두 지표가 반대로 움직인다는 것은 이 제도가 단순히 보이스피싱만의 문제가 아님을 보여줌</w:t>
             </w:r>
           </w:p>
           <w:p>
@@ -1713,54 +1731,92 @@
             <w:r>
               <w:rPr>
                 <w:rFonts w:ascii="맑은 고딕" w:cs="맑은 고딕" w:eastAsia="맑은 고딕" w:hAnsi="맑은 고딕"/>
-                <w:sz w:val="21"/>
-                <w:szCs w:val="21"/>
-              </w:rPr>
-              <w:t xml:space="preserve">1원만 보내면 다른 사람의 통장을 두 달 가까이 묶을 수 있습니다. 보이스피싱 피해자를 구하기 위해 만든 제도가 무고한 사람에게는 무기가 되어 돌아오는 순간입니다.</w:t>
-            </w:r>
-          </w:p>
-          <w:p>
-            <w:pPr>
-              <w:spacing w:after="140" w:line="340" w:lineRule="atLeast"/>
-              <w:ind w:left="260" w:hanging="260"/>
-            </w:pPr>
-            <w:r>
-              <w:rPr>
-                <w:rFonts w:ascii="맑은 고딕" w:cs="맑은 고딕" w:eastAsia="맑은 고딕" w:hAnsi="맑은 고딕"/>
-                <w:sz w:val="21"/>
-                <w:szCs w:val="21"/>
-              </w:rPr>
-              <w:t xml:space="preserve">- </w:t>
-            </w:r>
-            <w:r>
-              <w:rPr>
-                <w:rFonts w:ascii="맑은 고딕" w:cs="맑은 고딕" w:eastAsia="맑은 고딕" w:hAnsi="맑은 고딕"/>
-                <w:sz w:val="21"/>
-                <w:szCs w:val="21"/>
-              </w:rPr>
-              <w:t xml:space="preserve">최근 1년간 보이스피싱은 35.5% 줄었지만 같은 기간 계좌 지급정지는 2배 넘게 늘었습니다(5대 은행 149,176건, YTN·데일리안 2026.6.3). 두 곡선이 반대로 움직인다는 것은 이 제도가 이제 보이스피싱만의 문제가 아니라는 뜻입니다.</w:t>
-            </w:r>
-          </w:p>
-          <w:p>
-            <w:pPr>
-              <w:spacing w:after="140" w:line="340" w:lineRule="atLeast"/>
-              <w:ind w:left="260" w:hanging="260"/>
-            </w:pPr>
-            <w:r>
-              <w:rPr>
-                <w:rFonts w:ascii="맑은 고딕" w:cs="맑은 고딕" w:eastAsia="맑은 고딕" w:hAnsi="맑은 고딕"/>
-                <w:sz w:val="21"/>
-                <w:szCs w:val="21"/>
-              </w:rPr>
-              <w:t xml:space="preserve">- </w:t>
-            </w:r>
-            <w:r>
-              <w:rPr>
-                <w:rFonts w:ascii="맑은 고딕" w:cs="맑은 고딕" w:eastAsia="맑은 고딕" w:hAnsi="맑은 고딕"/>
-                <w:sz w:val="21"/>
-                <w:szCs w:val="21"/>
-              </w:rPr>
-              <w:t xml:space="preserve">얼어붙은 계좌 뒤에는 또 다른 문제가 있습니다. 금융감독원은 소명자료를 충분히 갖추면 5영업일 안에 심사하겠다고 약속했지만, 그 자료를 어떻게 갖추는지 알려주는 주체는 없습니다.</w:t>
+                <w:b/>
+                <w:bCs/>
+                <w:sz w:val="21"/>
+                <w:szCs w:val="21"/>
+              </w:rPr>
+              <w:t xml:space="preserve">1원만 보내면 다른 사람의 통장을 두 달 가까이 묶을 수 있습니다.</w:t>
+            </w:r>
+            <w:r>
+              <w:rPr>
+                <w:rFonts w:ascii="맑은 고딕" w:cs="맑은 고딕" w:eastAsia="맑은 고딕" w:hAnsi="맑은 고딕"/>
+                <w:sz w:val="21"/>
+                <w:szCs w:val="21"/>
+              </w:rPr>
+              <w:t xml:space="preserve"> 보이스피싱 피해자를 구하기 위해 만든 제도가 무고한 사람에게는 무기가 되어 돌아오는 순간입니다.</w:t>
+            </w:r>
+          </w:p>
+          <w:p>
+            <w:pPr>
+              <w:spacing w:after="140" w:line="340" w:lineRule="atLeast"/>
+              <w:ind w:left="260" w:hanging="260"/>
+            </w:pPr>
+            <w:r>
+              <w:rPr>
+                <w:rFonts w:ascii="맑은 고딕" w:cs="맑은 고딕" w:eastAsia="맑은 고딕" w:hAnsi="맑은 고딕"/>
+                <w:sz w:val="21"/>
+                <w:szCs w:val="21"/>
+              </w:rPr>
+              <w:t xml:space="preserve">- </w:t>
+            </w:r>
+            <w:r>
+              <w:rPr>
+                <w:rFonts w:ascii="맑은 고딕" w:cs="맑은 고딕" w:eastAsia="맑은 고딕" w:hAnsi="맑은 고딕"/>
+                <w:sz w:val="21"/>
+                <w:szCs w:val="21"/>
+              </w:rPr>
+              <w:t xml:space="preserve">최근 1년간 보이스피싱은 35.5% 줄었지만 같은 기간 계좌 지급정지는 </w:t>
+            </w:r>
+            <w:r>
+              <w:rPr>
+                <w:rFonts w:ascii="맑은 고딕" w:cs="맑은 고딕" w:eastAsia="맑은 고딕" w:hAnsi="맑은 고딕"/>
+                <w:b/>
+                <w:bCs/>
+                <w:sz w:val="21"/>
+                <w:szCs w:val="21"/>
+              </w:rPr>
+              <w:t xml:space="preserve">2배 넘게 늘었습니다</w:t>
+            </w:r>
+            <w:r>
+              <w:rPr>
+                <w:rFonts w:ascii="맑은 고딕" w:cs="맑은 고딕" w:eastAsia="맑은 고딕" w:hAnsi="맑은 고딕"/>
+                <w:sz w:val="21"/>
+                <w:szCs w:val="21"/>
+              </w:rPr>
+              <w:t xml:space="preserve">(5대 은행 149,176건, YTN·데일리안 2026.6.3). 두 곡선이 반대로 움직인다는 것은 이 제도가 이제 보이스피싱만의 문제가 아니라는 뜻입니다.</w:t>
+            </w:r>
+          </w:p>
+          <w:p>
+            <w:pPr>
+              <w:spacing w:after="140" w:line="340" w:lineRule="atLeast"/>
+              <w:ind w:left="260" w:hanging="260"/>
+            </w:pPr>
+            <w:r>
+              <w:rPr>
+                <w:rFonts w:ascii="맑은 고딕" w:cs="맑은 고딕" w:eastAsia="맑은 고딕" w:hAnsi="맑은 고딕"/>
+                <w:sz w:val="21"/>
+                <w:szCs w:val="21"/>
+              </w:rPr>
+              <w:t xml:space="preserve">- </w:t>
+            </w:r>
+            <w:r>
+              <w:rPr>
+                <w:rFonts w:ascii="맑은 고딕" w:cs="맑은 고딕" w:eastAsia="맑은 고딕" w:hAnsi="맑은 고딕"/>
+                <w:sz w:val="21"/>
+                <w:szCs w:val="21"/>
+              </w:rPr>
+              <w:t xml:space="preserve">얼어붙은 계좌 뒤에는 또 다른 문제가 있습니다. 금융감독원은 소명자료를 충분히 갖추면 5영업일 안에 심사하겠다고 약속했지만, </w:t>
+            </w:r>
+            <w:r>
+              <w:rPr>
+                <w:rFonts w:ascii="맑은 고딕" w:cs="맑은 고딕" w:eastAsia="맑은 고딕" w:hAnsi="맑은 고딕"/>
+                <w:b/>
+                <w:bCs/>
+                <w:sz w:val="21"/>
+                <w:szCs w:val="21"/>
+              </w:rPr>
+              <w:t xml:space="preserve">그 자료를 어떻게 갖추는지 알려주는 주체는 없습니다.</w:t>
             </w:r>
           </w:p>
           <w:p>
@@ -1804,7 +1860,25 @@
                 <w:sz w:val="21"/>
                 <w:szCs w:val="21"/>
               </w:rPr>
-              <w:t xml:space="preserve">그래서 이 서비스는 지급정지 해제 여부를 판정하지 않습니다. 이미 사용자가 가지고 있는 대화와 거래 기록을 은행 심사역이 판단할 수 있는 형태로 정리해, 무엇을 준비해야 하는지 몰라 겪는 불안을 가장 먼저 없애 주는 것이 해빙의 역할입니다.</w:t>
+              <w:t xml:space="preserve">그래서 이 서비스는 </w:t>
+            </w:r>
+            <w:r>
+              <w:rPr>
+                <w:rFonts w:ascii="맑은 고딕" w:cs="맑은 고딕" w:eastAsia="맑은 고딕" w:hAnsi="맑은 고딕"/>
+                <w:b/>
+                <w:bCs/>
+                <w:sz w:val="21"/>
+                <w:szCs w:val="21"/>
+              </w:rPr>
+              <w:t xml:space="preserve">지급정지 해제 여부를 판정하지 않습니다.</w:t>
+            </w:r>
+            <w:r>
+              <w:rPr>
+                <w:rFonts w:ascii="맑은 고딕" w:cs="맑은 고딕" w:eastAsia="맑은 고딕" w:hAnsi="맑은 고딕"/>
+                <w:sz w:val="21"/>
+                <w:szCs w:val="21"/>
+              </w:rPr>
+              <w:t xml:space="preserve"> 이미 사용자가 가지고 있는 대화와 거래 기록을 은행 심사역이 판단할 수 있는 형태로 정리해, 무엇을 준비해야 하는지 몰라 겪는 불안을 가장 먼저 없애 주는 것이 해빙의 역할입니다.</w:t>
             </w:r>
           </w:p>
         </w:tc>

--- a/docs/submit/첨부1_2026_금융_AI_Challenge_기획서_해빙.docx
+++ b/docs/submit/첨부1_2026_금융_AI_Challenge_기획서_해빙.docx
@@ -701,7 +701,43 @@
                 <w:sz w:val="21"/>
                 <w:szCs w:val="21"/>
               </w:rPr>
-              <w:t xml:space="preserve">(2025.5~2026.5), YTN·데일리안(2026.6.3 보도). 같은 기간 보이스피싱 발생 건수는 35.5% 감소했음에도 지급정지는 2배 이상 증가 ㅡ 두 지표가 반대로 움직인다는 것은 이 제도가 단순히 보이스피싱만의 문제가 아님을 보여줌</w:t>
+              <w:t xml:space="preserve">(2025.5~2026.5, 1년), YTN·데일리안(2026.6.3 보도). 2026년 1~5월만 보면 72,000여 건으로 전년 동기(32,683건)의 </w:t>
+            </w:r>
+            <w:r>
+              <w:rPr>
+                <w:rFonts w:ascii="맑은 고딕" w:cs="맑은 고딕" w:eastAsia="맑은 고딕" w:hAnsi="맑은 고딕"/>
+                <w:b/>
+                <w:bCs/>
+                <w:sz w:val="21"/>
+                <w:szCs w:val="21"/>
+              </w:rPr>
+              <w:t xml:space="preserve">2배 이상</w:t>
+            </w:r>
+            <w:r>
+              <w:rPr>
+                <w:rFonts w:ascii="맑은 고딕" w:cs="맑은 고딕" w:eastAsia="맑은 고딕" w:hAnsi="맑은 고딕"/>
+                <w:sz w:val="21"/>
+                <w:szCs w:val="21"/>
+              </w:rPr>
+              <w:t xml:space="preserve">인 반면, 보이스피싱 발생 건수는 2026년 7개월간 9,353건으로 전년 동기 대비 </w:t>
+            </w:r>
+            <w:r>
+              <w:rPr>
+                <w:rFonts w:ascii="맑은 고딕" w:cs="맑은 고딕" w:eastAsia="맑은 고딕" w:hAnsi="맑은 고딕"/>
+                <w:b/>
+                <w:bCs/>
+                <w:sz w:val="21"/>
+                <w:szCs w:val="21"/>
+              </w:rPr>
+              <w:t xml:space="preserve">35.5% 감소</w:t>
+            </w:r>
+            <w:r>
+              <w:rPr>
+                <w:rFonts w:ascii="맑은 고딕" w:cs="맑은 고딕" w:eastAsia="맑은 고딕" w:hAnsi="맑은 고딕"/>
+                <w:sz w:val="21"/>
+                <w:szCs w:val="21"/>
+              </w:rPr>
+              <w:t xml:space="preserve">. 지표마다 집계 기간은 다르지만 두 곡선이 반대로 움직인다는 것은 이 제도가 단순히 보이스피싱만의 문제가 아님을 보여줌</w:t>
             </w:r>
           </w:p>
           <w:p>
@@ -745,7 +781,47 @@
                 <w:sz w:val="21"/>
                 <w:szCs w:val="21"/>
               </w:rPr>
-              <w:t xml:space="preserve">실제 사례 ② ㅡ 사회초년생 A씨(24)는 모르는 사람에게서 100만원을 입금받은 뒤 계좌가 묶였고, 지급정지 해제 방법을 찾는 과정에서 가해자로부터 “20만원을 주면 풀어줄게”라는 협박까지 받아, 보이스피싱에 연루되지 않았음을 소명해 계좌를 정상화하기까지 두 달 넘게 걸린 사례</w:t>
+              <w:t xml:space="preserve">실제 사례 ② ㅡ 사회초년생 A씨(24)는 모르는 사람에게서 100만원을 입금받은 뒤 계좌가 묶였고, 지급정지 해제 방법을 찾는 과정에서 가해자로부터 “20만원을 주면 풀어줄게”라는 협박까지 받아, 보이스피싱에 연루되지 않았음을 소명해 계좌를 정상화하기까지 두 달 넘게 소요</w:t>
+            </w:r>
+          </w:p>
+          <w:p>
+            <w:pPr>
+              <w:spacing w:after="140" w:line="340" w:lineRule="atLeast"/>
+              <w:ind w:left="260" w:hanging="260"/>
+            </w:pPr>
+            <w:r>
+              <w:rPr>
+                <w:rFonts w:ascii="맑은 고딕" w:cs="맑은 고딕" w:eastAsia="맑은 고딕" w:hAnsi="맑은 고딕"/>
+                <w:sz w:val="21"/>
+                <w:szCs w:val="21"/>
+              </w:rPr>
+              <w:t xml:space="preserve">- </w:t>
+            </w:r>
+            <w:r>
+              <w:rPr>
+                <w:rFonts w:ascii="맑은 고딕" w:cs="맑은 고딕" w:eastAsia="맑은 고딕" w:hAnsi="맑은 고딕"/>
+                <w:sz w:val="21"/>
+                <w:szCs w:val="21"/>
+              </w:rPr>
+              <w:t xml:space="preserve">확인하지 못한 것 ㅡ </w:t>
+            </w:r>
+            <w:r>
+              <w:rPr>
+                <w:rFonts w:ascii="맑은 고딕" w:cs="맑은 고딕" w:eastAsia="맑은 고딕" w:hAnsi="맑은 고딕"/>
+                <w:b/>
+                <w:bCs/>
+                <w:sz w:val="21"/>
+                <w:szCs w:val="21"/>
+              </w:rPr>
+              <w:t xml:space="preserve">통장묶기·통장협박 자체의 공식 통계는 존재를 확인하지 못해</w:t>
+            </w:r>
+            <w:r>
+              <w:rPr>
+                <w:rFonts w:ascii="맑은 고딕" w:cs="맑은 고딕" w:eastAsia="맑은 고딕" w:hAnsi="맑은 고딕"/>
+                <w:sz w:val="21"/>
+                <w:szCs w:val="21"/>
+              </w:rPr>
+              <w:t xml:space="preserve"> 지급정지 전체 건수로 대리 측정. 이의제기 인용률·기각률과 평균 보완 횟수도 출처를 확인하지 못해 이 문서에서 수치로 쓰지 않음</w:t>
             </w:r>
           </w:p>
           <w:p>
@@ -991,15 +1067,33 @@
                 <w:sz w:val="21"/>
                 <w:szCs w:val="21"/>
               </w:rPr>
-              <w:t xml:space="preserve">확인되지 않은 값·필수 증빙 누락·자료 간 충돌</w:t>
-            </w:r>
-            <w:r>
-              <w:rPr>
-                <w:rFonts w:ascii="맑은 고딕" w:cs="맑은 고딕" w:eastAsia="맑은 고딕" w:hAnsi="맑은 고딕"/>
-                <w:sz w:val="21"/>
-                <w:szCs w:val="21"/>
-              </w:rPr>
-              <w:t xml:space="preserve">을 보는 결정적 규칙이라, 같은 입력이면 언제나 같은 결과가 나오고 그 근거를 문장으로 설명</w:t>
+              <w:t xml:space="preserve">사용자 확인 완료 여부 · 사유별 필수 증빙 누락 · 자료 간 금액 충돌 · 은행 내규로는 알 수 없는 항목</w:t>
+            </w:r>
+            <w:r>
+              <w:rPr>
+                <w:rFonts w:ascii="맑은 고딕" w:cs="맑은 고딕" w:eastAsia="맑은 고딕" w:hAnsi="맑은 고딕"/>
+                <w:sz w:val="21"/>
+                <w:szCs w:val="21"/>
+              </w:rPr>
+              <w:t xml:space="preserve"> 네 가지만 보는 결정적 규칙이라, 같은 입력이면 언제나 같은 결과가 나오고 그 근거를 문장으로 설명. </w:t>
+            </w:r>
+            <w:r>
+              <w:rPr>
+                <w:rFonts w:ascii="맑은 고딕" w:cs="맑은 고딕" w:eastAsia="맑은 고딕" w:hAnsi="맑은 고딕"/>
+                <w:b/>
+                <w:bCs/>
+                <w:sz w:val="21"/>
+                <w:szCs w:val="21"/>
+              </w:rPr>
+              <w:t xml:space="preserve">공개되지 않은 소액 금액 기준을 서비스가 임의로 수치화하지 않는 것</w:t>
+            </w:r>
+            <w:r>
+              <w:rPr>
+                <w:rFonts w:ascii="맑은 고딕" w:cs="맑은 고딕" w:eastAsia="맑은 고딕" w:hAnsi="맑은 고딕"/>
+                <w:sz w:val="21"/>
+                <w:szCs w:val="21"/>
+              </w:rPr>
+              <w:t xml:space="preserve">이 설계 원칙</w:t>
             </w:r>
           </w:p>
           <w:p>
@@ -1023,15 +1117,15 @@
                 <w:sz w:val="21"/>
                 <w:szCs w:val="21"/>
               </w:rPr>
-              <w:t xml:space="preserve">결과를 예측하는 표현을 금지 문구로 못 박음</w:t>
-            </w:r>
-            <w:r>
-              <w:rPr>
-                <w:rFonts w:ascii="맑은 고딕" w:cs="맑은 고딕" w:eastAsia="맑은 고딕" w:hAnsi="맑은 고딕"/>
-                <w:sz w:val="21"/>
-                <w:szCs w:val="21"/>
-              </w:rPr>
-              <w:t xml:space="preserve"> ㅡ “기각될 수 있습니다” “해제 가능성이 높습니다” 같은 말을 쓰지 않고, 과거 지급정지 이력이 있으면 “은행 확인 필요”로만 안내하며 세 상태 모두에 “최종 판단은 은행이 합니다”를 병기</w:t>
+              <w:t xml:space="preserve">결과를 예측하는 표현을 금지어 목록으로 못 박음</w:t>
+            </w:r>
+            <w:r>
+              <w:rPr>
+                <w:rFonts w:ascii="맑은 고딕" w:cs="맑은 고딕" w:eastAsia="맑은 고딕" w:hAnsi="맑은 고딕"/>
+                <w:sz w:val="21"/>
+                <w:szCs w:val="21"/>
+              </w:rPr>
+              <w:t xml:space="preserve"> ㅡ “기각될 수 있습니다” “해제 가능성이 높습니다” 같은 말은 다짐이 아니라 코드가 차단해 출력 자체가 불가능하고, 과거 지급정지 이력이 있어도 기각을 단정하지 않고 “은행 확인 필요”로만 표시하며 세 상태 모두에 “최종 판단은 은행이 합니다”를 병기</w:t>
             </w:r>
           </w:p>
           <w:p>
@@ -1072,10 +1166,20 @@
             <w:r>
               <w:rPr>
                 <w:rFonts w:ascii="맑은 고딕" w:cs="맑은 고딕" w:eastAsia="맑은 고딕" w:hAnsi="맑은 고딕"/>
-                <w:sz w:val="21"/>
-                <w:szCs w:val="21"/>
-              </w:rPr>
-              <w:t xml:space="preserve">서비스가 만들어주지 않는 것(신청서 자필 서명, 명의인 신분증 사본)을 내보내기 직전에 다시 안내하여, 서명 없는 신청서로 반려되는 흐름을 차단</w:t>
+                <w:b/>
+                <w:bCs/>
+                <w:sz w:val="21"/>
+                <w:szCs w:val="21"/>
+              </w:rPr>
+              <w:t xml:space="preserve">법정서식(시행령 별지 제4호서식) 작성 지원본까지 포함한 단일 제출 패키지</w:t>
+            </w:r>
+            <w:r>
+              <w:rPr>
+                <w:rFonts w:ascii="맑은 고딕" w:cs="맑은 고딕" w:eastAsia="맑은 고딕" w:hAnsi="맑은 고딕"/>
+                <w:sz w:val="21"/>
+                <w:szCs w:val="21"/>
+              </w:rPr>
+              <w:t xml:space="preserve"> ㅡ 사용자가 따로 챙길 것은 신분증 사본과 자필 서명뿐이고, 그 두 가지를 내보내기 직전에 다시 안내해 서명 없는 신청서로 반려되는 흐름을 차단</w:t>
             </w:r>
           </w:p>
         </w:tc>
@@ -1227,7 +1331,25 @@
                 <w:sz w:val="21"/>
                 <w:szCs w:val="21"/>
               </w:rPr>
-              <w:t xml:space="preserve">증거판독 ㅡ 멀티모달 LLM이 이미지에서 실제로 보이는 내용만 추출하여 시각·발화자·금액·거래 성격을 구조화된 이벤트로 변환하고 이를 시간순 타임라인으로 재구성. </w:t>
+              <w:t xml:space="preserve">증거판독 ㅡ 멀티모달 LLM이 이미지에서 실제로 보이는 내용만 추출하여 시각·발화자·금액·거래 성격을 </w:t>
+            </w:r>
+            <w:r>
+              <w:rPr>
+                <w:rFonts w:ascii="맑은 고딕" w:cs="맑은 고딕" w:eastAsia="맑은 고딕" w:hAnsi="맑은 고딕"/>
+                <w:b/>
+                <w:bCs/>
+                <w:sz w:val="21"/>
+                <w:szCs w:val="21"/>
+              </w:rPr>
+              <w:t xml:space="preserve">구조화된 이벤트로 변환</w:t>
+            </w:r>
+            <w:r>
+              <w:rPr>
+                <w:rFonts w:ascii="맑은 고딕" w:cs="맑은 고딕" w:eastAsia="맑은 고딕" w:hAnsi="맑은 고딕"/>
+                <w:sz w:val="21"/>
+                <w:szCs w:val="21"/>
+              </w:rPr>
+              <w:t xml:space="preserve">. </w:t>
             </w:r>
             <w:r>
               <w:rPr>
@@ -1263,7 +1385,25 @@
                 <w:sz w:val="21"/>
                 <w:szCs w:val="21"/>
               </w:rPr>
-              <w:t xml:space="preserve">하여 사용자가 확인하기 전에는 다음 단계로 넘어가지 못함</w:t>
+              <w:t xml:space="preserve">하여 사용자가 확인하기 전에는 다음 단계로 넘어가지 못함. </w:t>
+            </w:r>
+            <w:r>
+              <w:rPr>
+                <w:rFonts w:ascii="맑은 고딕" w:cs="맑은 고딕" w:eastAsia="맑은 고딕" w:hAnsi="맑은 고딕"/>
+                <w:b/>
+                <w:bCs/>
+                <w:sz w:val="21"/>
+                <w:szCs w:val="21"/>
+              </w:rPr>
+              <w:t xml:space="preserve">이미지 안의 문자가 지시문 형태여도 명령으로 따르지 않고 데이터로만 처리</w:t>
+            </w:r>
+            <w:r>
+              <w:rPr>
+                <w:rFonts w:ascii="맑은 고딕" w:cs="맑은 고딕" w:eastAsia="맑은 고딕" w:hAnsi="맑은 고딕"/>
+                <w:sz w:val="21"/>
+                <w:szCs w:val="21"/>
+              </w:rPr>
+              <w:t xml:space="preserve">(프롬프트 인젝션 방어, 평가 세트에 전용 케이스 보유)</w:t>
             </w:r>
           </w:p>
           <w:p>
@@ -1304,28 +1444,132 @@
             <w:r>
               <w:rPr>
                 <w:rFonts w:ascii="맑은 고딕" w:cs="맑은 고딕" w:eastAsia="맑은 고딕" w:hAnsi="맑은 고딕"/>
-                <w:sz w:val="21"/>
-                <w:szCs w:val="21"/>
-              </w:rPr>
-              <w:t xml:space="preserve">사실 검증 장치 ㅡ 생성된 소명서의 모든 날짜·금액·식별자를 타임라인 이벤트와 후처리 대조하여 </w:t>
-            </w:r>
-            <w:r>
-              <w:rPr>
-                <w:rFonts w:ascii="맑은 고딕" w:cs="맑은 고딕" w:eastAsia="맑은 고딕" w:hAnsi="맑은 고딕"/>
-                <w:b/>
-                <w:bCs/>
-                <w:sz w:val="21"/>
-                <w:szCs w:val="21"/>
-              </w:rPr>
-              <w:t xml:space="preserve">근거 없는 문장은 AI가 쓴 것만 제거 후 재생성하고, 사용자가 직접 고친 문장은 지우지 않고 ‘본인 진술’로 표기</w:t>
-            </w:r>
-            <w:r>
-              <w:rPr>
-                <w:rFonts w:ascii="맑은 고딕" w:cs="맑은 고딕" w:eastAsia="맑은 고딕" w:hAnsi="맑은 고딕"/>
-                <w:sz w:val="21"/>
-                <w:szCs w:val="21"/>
-              </w:rPr>
-              <w:t xml:space="preserve">. 화면에서는 문장마다 근거가 된 원본 캡처를 열어 대조 가능</w:t>
+                <w:b/>
+                <w:bCs/>
+                <w:sz w:val="21"/>
+                <w:szCs w:val="21"/>
+              </w:rPr>
+              <w:t xml:space="preserve">타임라인은 AI가 만들지 않음</w:t>
+            </w:r>
+            <w:r>
+              <w:rPr>
+                <w:rFonts w:ascii="맑은 고딕" w:cs="맑은 고딕" w:eastAsia="맑은 고딕" w:hAnsi="맑은 고딕"/>
+                <w:sz w:val="21"/>
+                <w:szCs w:val="21"/>
+              </w:rPr>
+              <w:t xml:space="preserve"> ㅡ LLM의 역할은 이벤트 추출까지이고, 시간순 정렬·중복 병합 후보 산출·증거 공백 탐지는 </w:t>
+            </w:r>
+            <w:r>
+              <w:rPr>
+                <w:rFonts w:ascii="맑은 고딕" w:cs="맑은 고딕" w:eastAsia="맑은 고딕" w:hAnsi="맑은 고딕"/>
+                <w:b/>
+                <w:bCs/>
+                <w:sz w:val="21"/>
+                <w:szCs w:val="21"/>
+              </w:rPr>
+              <w:t xml:space="preserve">LLM을 호출하지 않는 결정적 로직</w:t>
+            </w:r>
+            <w:r>
+              <w:rPr>
+                <w:rFonts w:ascii="맑은 고딕" w:cs="맑은 고딕" w:eastAsia="맑은 고딕" w:hAnsi="맑은 고딕"/>
+                <w:sz w:val="21"/>
+                <w:szCs w:val="21"/>
+              </w:rPr>
+              <w:t xml:space="preserve">. 준비도 점검도 마찬가지라, 사용자가 올린 자료가 같으면 결과도 항상 같음</w:t>
+            </w:r>
+          </w:p>
+          <w:p>
+            <w:pPr>
+              <w:spacing w:after="140" w:line="340" w:lineRule="atLeast"/>
+              <w:ind w:left="260" w:hanging="260"/>
+            </w:pPr>
+            <w:r>
+              <w:rPr>
+                <w:rFonts w:ascii="맑은 고딕" w:cs="맑은 고딕" w:eastAsia="맑은 고딕" w:hAnsi="맑은 고딕"/>
+                <w:sz w:val="21"/>
+                <w:szCs w:val="21"/>
+              </w:rPr>
+              <w:t xml:space="preserve">- </w:t>
+            </w:r>
+            <w:r>
+              <w:rPr>
+                <w:rFonts w:ascii="맑은 고딕" w:cs="맑은 고딕" w:eastAsia="맑은 고딕" w:hAnsi="맑은 고딕"/>
+                <w:sz w:val="21"/>
+                <w:szCs w:val="21"/>
+              </w:rPr>
+              <w:t xml:space="preserve">사실 검증 장치 ㅡ 프롬프트는 1차 방어일 뿐이고, </w:t>
+            </w:r>
+            <w:r>
+              <w:rPr>
+                <w:rFonts w:ascii="맑은 고딕" w:cs="맑은 고딕" w:eastAsia="맑은 고딕" w:hAnsi="맑은 고딕"/>
+                <w:b/>
+                <w:bCs/>
+                <w:sz w:val="21"/>
+                <w:szCs w:val="21"/>
+              </w:rPr>
+              <w:t xml:space="preserve">LLM을 호출하지 않는 결정적 검증기가 후처리에서 다시 강제</w:t>
+            </w:r>
+            <w:r>
+              <w:rPr>
+                <w:rFonts w:ascii="맑은 고딕" w:cs="맑은 고딕" w:eastAsia="맑은 고딕" w:hAnsi="맑은 고딕"/>
+                <w:sz w:val="21"/>
+                <w:szCs w:val="21"/>
+              </w:rPr>
+              <w:t xml:space="preserve">. 문장마다 근거가 된 사실의 id를 붙여 </w:t>
+            </w:r>
+            <w:r>
+              <w:rPr>
+                <w:rFonts w:ascii="맑은 고딕" w:cs="맑은 고딕" w:eastAsia="맑은 고딕" w:hAnsi="맑은 고딕"/>
+                <w:b/>
+                <w:bCs/>
+                <w:sz w:val="21"/>
+                <w:szCs w:val="21"/>
+              </w:rPr>
+              <w:t xml:space="preserve">날짜·시각·금액·반복 횟수</w:t>
+            </w:r>
+            <w:r>
+              <w:rPr>
+                <w:rFonts w:ascii="맑은 고딕" w:cs="맑은 고딕" w:eastAsia="맑은 고딕" w:hAnsi="맑은 고딕"/>
+                <w:sz w:val="21"/>
+                <w:szCs w:val="21"/>
+              </w:rPr>
+              <w:t xml:space="preserve">를 근거와 대조하고, 대조되지 않는 문장과 결과 예측·법률 주장·감정 호소가 든 문장을 자동 삭제한 뒤 다시 생성. 적대적 문장 15종을 주입한 실측에서 </w:t>
+            </w:r>
+            <w:r>
+              <w:rPr>
+                <w:rFonts w:ascii="맑은 고딕" w:cs="맑은 고딕" w:eastAsia="맑은 고딕" w:hAnsi="맑은 고딕"/>
+                <w:b/>
+                <w:bCs/>
+                <w:sz w:val="21"/>
+                <w:szCs w:val="21"/>
+              </w:rPr>
+              <w:t xml:space="preserve">차단률 100%(15/15), 근거 없는 문장 비율 0%</w:t>
+            </w:r>
+            <w:r>
+              <w:rPr>
+                <w:rFonts w:ascii="맑은 고딕" w:cs="맑은 고딕" w:eastAsia="맑은 고딕" w:hAnsi="맑은 고딕"/>
+                <w:sz w:val="21"/>
+                <w:szCs w:val="21"/>
+              </w:rPr>
+              <w:t xml:space="preserve">. 다만 </w:t>
+            </w:r>
+            <w:r>
+              <w:rPr>
+                <w:rFonts w:ascii="맑은 고딕" w:cs="맑은 고딕" w:eastAsia="맑은 고딕" w:hAnsi="맑은 고딕"/>
+                <w:b/>
+                <w:bCs/>
+                <w:sz w:val="21"/>
+                <w:szCs w:val="21"/>
+              </w:rPr>
+              <w:t xml:space="preserve">사용자가 직접 고친 문장은 지우지 않고 ‘본인 진술’로 표기</w:t>
+            </w:r>
+            <w:r>
+              <w:rPr>
+                <w:rFonts w:ascii="맑은 고딕" w:cs="맑은 고딕" w:eastAsia="맑은 고딕" w:hAnsi="맑은 고딕"/>
+                <w:sz w:val="21"/>
+                <w:szCs w:val="21"/>
+              </w:rPr>
+              <w:t xml:space="preserve">하며, 화면에서는 문장마다 근거가 된 원본 캡처를 열어 대조 가능</w:t>
             </w:r>
           </w:p>
           <w:p>
@@ -1405,43 +1649,133 @@
                 <w:sz w:val="21"/>
                 <w:szCs w:val="21"/>
               </w:rPr>
-              <w:t xml:space="preserve">개인정보 처리 ㅡ 전화번호·계좌번호 전체·주민등록번호·주소는 </w:t>
-            </w:r>
-            <w:r>
-              <w:rPr>
-                <w:rFonts w:ascii="맑은 고딕" w:cs="맑은 고딕" w:eastAsia="맑은 고딕" w:hAnsi="맑은 고딕"/>
-                <w:b/>
-                <w:bCs/>
-                <w:sz w:val="21"/>
-                <w:szCs w:val="21"/>
-              </w:rPr>
-              <w:t xml:space="preserve">브라우저에서 전송 전에</w:t>
-            </w:r>
-            <w:r>
-              <w:rPr>
-                <w:rFonts w:ascii="맑은 고딕" w:cs="맑은 고딕" w:eastAsia="맑은 고딕" w:hAnsi="맑은 고딕"/>
-                <w:sz w:val="21"/>
-                <w:szCs w:val="21"/>
-              </w:rPr>
-              <w:t xml:space="preserve"> 가리고 추출 단계에서 한 번 더 마스킹. 다만 </w:t>
-            </w:r>
-            <w:r>
-              <w:rPr>
-                <w:rFonts w:ascii="맑은 고딕" w:cs="맑은 고딕" w:eastAsia="맑은 고딕" w:hAnsi="맑은 고딕"/>
-                <w:b/>
-                <w:bCs/>
-                <w:sz w:val="21"/>
-                <w:szCs w:val="21"/>
-              </w:rPr>
-              <w:t xml:space="preserve">거래 상대방·입금자의 이름은 가리지 않음</w:t>
-            </w:r>
-            <w:r>
-              <w:rPr>
-                <w:rFonts w:ascii="맑은 고딕" w:cs="맑은 고딕" w:eastAsia="맑은 고딕" w:hAnsi="맑은 고딕"/>
-                <w:sz w:val="21"/>
-                <w:szCs w:val="21"/>
-              </w:rPr>
-              <w:t xml:space="preserve"> ㅡ 금융감독원 표준의 ‘구매자–송금인 일치 확인’에 쓰이는 값이기 때문. 이미지 원본은 서버 디스크·DB 어디에도 저장하지 않고 LLM 호출 직후 메모리에서 해제(무저장 원칙), 회원가입 없이 익명 세션(30분 무활동 시 자동 파기)으로만 운영하며 DB에는 개인 식별이 불가능한 익명 통계만 저장</w:t>
+              <w:t xml:space="preserve">개인정보 처리 ㅡ 세 겹으로 막음. </w:t>
+            </w:r>
+            <w:r>
+              <w:rPr>
+                <w:rFonts w:ascii="맑은 고딕" w:cs="맑은 고딕" w:eastAsia="맑은 고딕" w:hAnsi="맑은 고딕"/>
+                <w:b/>
+                <w:bCs/>
+                <w:sz w:val="21"/>
+                <w:szCs w:val="21"/>
+              </w:rPr>
+              <w:t xml:space="preserve">①</w:t>
+            </w:r>
+            <w:r>
+              <w:rPr>
+                <w:rFonts w:ascii="맑은 고딕" w:cs="맑은 고딕" w:eastAsia="맑은 고딕" w:hAnsi="맑은 고딕"/>
+                <w:sz w:val="21"/>
+                <w:szCs w:val="21"/>
+              </w:rPr>
+              <w:t xml:space="preserve"> 브라우저에서 </w:t>
+            </w:r>
+            <w:r>
+              <w:rPr>
+                <w:rFonts w:ascii="맑은 고딕" w:cs="맑은 고딕" w:eastAsia="맑은 고딕" w:hAnsi="맑은 고딕"/>
+                <w:b/>
+                <w:bCs/>
+                <w:sz w:val="21"/>
+                <w:szCs w:val="21"/>
+              </w:rPr>
+              <w:t xml:space="preserve">전송 전에</w:t>
+            </w:r>
+            <w:r>
+              <w:rPr>
+                <w:rFonts w:ascii="맑은 고딕" w:cs="맑은 고딕" w:eastAsia="맑은 고딕" w:hAnsi="맑은 고딕"/>
+                <w:sz w:val="21"/>
+                <w:szCs w:val="21"/>
+              </w:rPr>
+              <w:t xml:space="preserve"> 사용자가 직접 가린 이미지만 서버로 나가고(텍스트 직접 입력 경로는 브라우저가 정규식으로 자동 마스킹) </w:t>
+            </w:r>
+            <w:r>
+              <w:rPr>
+                <w:rFonts w:ascii="맑은 고딕" w:cs="맑은 고딕" w:eastAsia="맑은 고딕" w:hAnsi="맑은 고딕"/>
+                <w:b/>
+                <w:bCs/>
+                <w:sz w:val="21"/>
+                <w:szCs w:val="21"/>
+              </w:rPr>
+              <w:t xml:space="preserve">②</w:t>
+            </w:r>
+            <w:r>
+              <w:rPr>
+                <w:rFonts w:ascii="맑은 고딕" w:cs="맑은 고딕" w:eastAsia="맑은 고딕" w:hAnsi="맑은 고딕"/>
+                <w:sz w:val="21"/>
+                <w:szCs w:val="21"/>
+              </w:rPr>
+              <w:t xml:space="preserve"> LLM이 전화번호·계좌번호 전체·주민등록번호·주소를 </w:t>
+            </w:r>
+            <w:r>
+              <w:rPr>
+                <w:rFonts w:ascii="맑은 고딕" w:cs="맑은 고딕" w:eastAsia="맑은 고딕" w:hAnsi="맑은 고딕"/>
+                <w:b/>
+                <w:bCs/>
+                <w:sz w:val="21"/>
+                <w:szCs w:val="21"/>
+              </w:rPr>
+              <w:t xml:space="preserve">애초에 추출하지 않으며</w:t>
+            </w:r>
+            <w:r>
+              <w:rPr>
+                <w:rFonts w:ascii="맑은 고딕" w:cs="맑은 고딕" w:eastAsia="맑은 고딕" w:hAnsi="맑은 고딕"/>
+                <w:sz w:val="21"/>
+                <w:szCs w:val="21"/>
+              </w:rPr>
+              <w:t xml:space="preserve"> </w:t>
+            </w:r>
+            <w:r>
+              <w:rPr>
+                <w:rFonts w:ascii="맑은 고딕" w:cs="맑은 고딕" w:eastAsia="맑은 고딕" w:hAnsi="맑은 고딕"/>
+                <w:b/>
+                <w:bCs/>
+                <w:sz w:val="21"/>
+                <w:szCs w:val="21"/>
+              </w:rPr>
+              <w:t xml:space="preserve">③</w:t>
+            </w:r>
+            <w:r>
+              <w:rPr>
+                <w:rFonts w:ascii="맑은 고딕" w:cs="맑은 고딕" w:eastAsia="맑은 고딕" w:hAnsi="맑은 고딕"/>
+                <w:sz w:val="21"/>
+                <w:szCs w:val="21"/>
+              </w:rPr>
+              <w:t xml:space="preserve"> 후처리에서 남은 값을 부분 가림이 아니라 전체 치환. 다만 </w:t>
+            </w:r>
+            <w:r>
+              <w:rPr>
+                <w:rFonts w:ascii="맑은 고딕" w:cs="맑은 고딕" w:eastAsia="맑은 고딕" w:hAnsi="맑은 고딕"/>
+                <w:b/>
+                <w:bCs/>
+                <w:sz w:val="21"/>
+                <w:szCs w:val="21"/>
+              </w:rPr>
+              <w:t xml:space="preserve">거래 상대방·입금자의 표시명은 일부러 가리지 않음</w:t>
+            </w:r>
+            <w:r>
+              <w:rPr>
+                <w:rFonts w:ascii="맑은 고딕" w:cs="맑은 고딕" w:eastAsia="맑은 고딕" w:hAnsi="맑은 고딕"/>
+                <w:sz w:val="21"/>
+                <w:szCs w:val="21"/>
+              </w:rPr>
+              <w:t xml:space="preserve"> ㅡ 금융감독원 표준의 ‘구매자–송금인 일치 확인’에 쓰이는 값이라 마스킹 화면이 사용자에게 직접 안내함. 이미지 원본은 </w:t>
+            </w:r>
+            <w:r>
+              <w:rPr>
+                <w:rFonts w:ascii="맑은 고딕" w:cs="맑은 고딕" w:eastAsia="맑은 고딕" w:hAnsi="맑은 고딕"/>
+                <w:b/>
+                <w:bCs/>
+                <w:sz w:val="21"/>
+                <w:szCs w:val="21"/>
+              </w:rPr>
+              <w:t xml:space="preserve">서버에 저장된 적이 없고</w:t>
+            </w:r>
+            <w:r>
+              <w:rPr>
+                <w:rFonts w:ascii="맑은 고딕" w:cs="맑은 고딕" w:eastAsia="맑은 고딕" w:hAnsi="맑은 고딕"/>
+                <w:sz w:val="21"/>
+                <w:szCs w:val="21"/>
+              </w:rPr>
+              <w:t xml:space="preserve">(디스크 스풀링을 배제하려 본문 그대로 전달하고 인코딩 직후 참조를 지움), 회원가입 없이 익명 세션(30분 무활동 시 자동 파기)으로만 운영하며 DB에는 개인 식별이 불가능한 익명 통계만 저장</w:t>
             </w:r>
           </w:p>
         </w:tc>
@@ -1549,7 +1883,25 @@
                 <w:sz w:val="21"/>
                 <w:szCs w:val="21"/>
               </w:rPr>
-              <w:t xml:space="preserve">기대 효과 ㅡ 소명자료 준비 시간 단축(목표: 초안 완성까지 30분 이내), 은행 첫 접수 통과율 제고, 통장협박 상황에서의 증거 인멸 방지</w:t>
+              <w:t xml:space="preserve">기대 효과 ㅡ 소명자료 준비 시간 단축(목표: 초안 완성까지 30분 이내), </w:t>
+            </w:r>
+            <w:r>
+              <w:rPr>
+                <w:rFonts w:ascii="맑은 고딕" w:cs="맑은 고딕" w:eastAsia="맑은 고딕" w:hAnsi="맑은 고딕"/>
+                <w:b/>
+                <w:bCs/>
+                <w:sz w:val="21"/>
+                <w:szCs w:val="21"/>
+              </w:rPr>
+              <w:t xml:space="preserve">첫 접수에 필요한 서류를 빠짐없이 갖춘 상태로 제출</w:t>
+            </w:r>
+            <w:r>
+              <w:rPr>
+                <w:rFonts w:ascii="맑은 고딕" w:cs="맑은 고딕" w:eastAsia="맑은 고딕" w:hAnsi="맑은 고딕"/>
+                <w:sz w:val="21"/>
+                <w:szCs w:val="21"/>
+              </w:rPr>
+              <w:t xml:space="preserve">, 통장협박 상황에서의 증거 인멸 방지</w:t>
             </w:r>
           </w:p>
           <w:p>
@@ -1766,7 +2118,7 @@
                 <w:sz w:val="21"/>
                 <w:szCs w:val="21"/>
               </w:rPr>
-              <w:t xml:space="preserve">최근 1년간 보이스피싱은 35.5% 줄었지만 같은 기간 계좌 지급정지는 </w:t>
+              <w:t xml:space="preserve">보이스피싱 발생 건수는 전년 동기 대비 35.5% 줄었는데, 같은 무렵 계좌 지급정지는 </w:t>
             </w:r>
             <w:r>
               <w:rPr>
@@ -1784,29 +2136,47 @@
                 <w:sz w:val="21"/>
                 <w:szCs w:val="21"/>
               </w:rPr>
-              <w:t xml:space="preserve">(5대 은행 149,176건, YTN·데일리안 2026.6.3). 두 곡선이 반대로 움직인다는 것은 이 제도가 이제 보이스피싱만의 문제가 아니라는 뜻입니다.</w:t>
-            </w:r>
-          </w:p>
-          <w:p>
-            <w:pPr>
-              <w:spacing w:after="140" w:line="340" w:lineRule="atLeast"/>
-              <w:ind w:left="260" w:hanging="260"/>
-            </w:pPr>
-            <w:r>
-              <w:rPr>
-                <w:rFonts w:ascii="맑은 고딕" w:cs="맑은 고딕" w:eastAsia="맑은 고딕" w:hAnsi="맑은 고딕"/>
-                <w:sz w:val="21"/>
-                <w:szCs w:val="21"/>
-              </w:rPr>
-              <w:t xml:space="preserve">- </w:t>
-            </w:r>
-            <w:r>
-              <w:rPr>
-                <w:rFonts w:ascii="맑은 고딕" w:cs="맑은 고딕" w:eastAsia="맑은 고딕" w:hAnsi="맑은 고딕"/>
-                <w:sz w:val="21"/>
-                <w:szCs w:val="21"/>
-              </w:rPr>
-              <w:t xml:space="preserve">얼어붙은 계좌 뒤에는 또 다른 문제가 있습니다. 금융감독원은 소명자료를 충분히 갖추면 5영업일 안에 심사하겠다고 약속했지만, </w:t>
+              <w:t xml:space="preserve">(5대 은행 149,176건, 2025.5~2026.5, YTN·데일리안 2026.6.3). 두 곡선이 반대로 움직인다는 것은 이 제도가 이제 보이스피싱만의 문제가 아니라는 뜻입니다.</w:t>
+            </w:r>
+          </w:p>
+          <w:p>
+            <w:pPr>
+              <w:spacing w:after="140" w:line="340" w:lineRule="atLeast"/>
+              <w:ind w:left="260" w:hanging="260"/>
+            </w:pPr>
+            <w:r>
+              <w:rPr>
+                <w:rFonts w:ascii="맑은 고딕" w:cs="맑은 고딕" w:eastAsia="맑은 고딕" w:hAnsi="맑은 고딕"/>
+                <w:sz w:val="21"/>
+                <w:szCs w:val="21"/>
+              </w:rPr>
+              <w:t xml:space="preserve">- </w:t>
+            </w:r>
+            <w:r>
+              <w:rPr>
+                <w:rFonts w:ascii="맑은 고딕" w:cs="맑은 고딕" w:eastAsia="맑은 고딕" w:hAnsi="맑은 고딕"/>
+                <w:sz w:val="21"/>
+                <w:szCs w:val="21"/>
+              </w:rPr>
+              <w:t xml:space="preserve">얼어붙은 계좌 뒤에는 또 다른 문제가 있습니다. 금융감독원은 소명자료를 충분히 갖추면 5영업일 안에 </w:t>
+            </w:r>
+            <w:r>
+              <w:rPr>
+                <w:rFonts w:ascii="맑은 고딕" w:cs="맑은 고딕" w:eastAsia="맑은 고딕" w:hAnsi="맑은 고딕"/>
+                <w:b/>
+                <w:bCs/>
+                <w:sz w:val="21"/>
+                <w:szCs w:val="21"/>
+              </w:rPr>
+              <w:t xml:space="preserve">심사 결과를 통보</w:t>
+            </w:r>
+            <w:r>
+              <w:rPr>
+                <w:rFonts w:ascii="맑은 고딕" w:cs="맑은 고딕" w:eastAsia="맑은 고딕" w:hAnsi="맑은 고딕"/>
+                <w:sz w:val="21"/>
+                <w:szCs w:val="21"/>
+              </w:rPr>
+              <w:t xml:space="preserve">하겠다고 약속했지만, </w:t>
             </w:r>
             <w:r>
               <w:rPr>
